--- a/Week-3/Day-1/Lab 4.docx
+++ b/Week-3/Day-1/Lab 4.docx
@@ -60,7 +60,7 @@
           <w:lang w:val="en-IN"/>
         </w:rPr>
         <w:pict w14:anchorId="312AFA2B">
-          <v:rect id="_x0000_i1055" style="width:0;height:1.5pt" o:hralign="center" o:hrstd="t" o:hr="t" fillcolor="#a0a0a0" stroked="f"/>
+          <v:rect id="_x0000_i1025" style="width:0;height:1.5pt" o:hralign="center" o:hrstd="t" o:hr="t" fillcolor="#a0a0a0" stroked="f"/>
         </w:pict>
       </w:r>
     </w:p>
@@ -143,7 +143,7 @@
           <w:lang w:val="en-IN"/>
         </w:rPr>
         <w:pict w14:anchorId="58CC1F55">
-          <v:rect id="_x0000_i1056" style="width:0;height:1.5pt" o:hralign="center" o:hrstd="t" o:hr="t" fillcolor="#a0a0a0" stroked="f"/>
+          <v:rect id="_x0000_i1026" style="width:0;height:1.5pt" o:hralign="center" o:hrstd="t" o:hr="t" fillcolor="#a0a0a0" stroked="f"/>
         </w:pict>
       </w:r>
     </w:p>
@@ -174,7 +174,21 @@
         <w:rPr>
           <w:lang w:val="en-IN"/>
         </w:rPr>
-        <w:t>pip install chromadb sentence-transformers</w:t>
+        <w:t xml:space="preserve">pip install </w:t>
+      </w:r>
+      <w:proofErr w:type="spellStart"/>
+      <w:r>
+        <w:rPr>
+          <w:lang w:val="en-IN"/>
+        </w:rPr>
+        <w:t>chromadb</w:t>
+      </w:r>
+      <w:proofErr w:type="spellEnd"/>
+      <w:r>
+        <w:rPr>
+          <w:lang w:val="en-IN"/>
+        </w:rPr>
+        <w:t xml:space="preserve"> sentence-transformers</w:t>
       </w:r>
     </w:p>
     <w:p>
@@ -188,7 +202,7 @@
           <w:lang w:val="en-IN"/>
         </w:rPr>
         <w:pict w14:anchorId="29DAE64F">
-          <v:rect id="_x0000_i1057" style="width:0;height:1.5pt" o:hralign="center" o:hrstd="t" o:hr="t" fillcolor="#a0a0a0" stroked="f"/>
+          <v:rect id="_x0000_i1027" style="width:0;height:1.5pt" o:hralign="center" o:hrstd="t" o:hr="t" fillcolor="#a0a0a0" stroked="f"/>
         </w:pict>
       </w:r>
     </w:p>
@@ -215,12 +229,22 @@
           <w:lang w:val="en-IN"/>
         </w:rPr>
       </w:pPr>
-      <w:r>
-        <w:rPr>
-          <w:lang w:val="en-IN"/>
-        </w:rPr>
-        <w:t>collection.add(</w:t>
-      </w:r>
+      <w:proofErr w:type="spellStart"/>
+      <w:proofErr w:type="gramStart"/>
+      <w:r>
+        <w:rPr>
+          <w:lang w:val="en-IN"/>
+        </w:rPr>
+        <w:t>collection.add</w:t>
+      </w:r>
+      <w:proofErr w:type="spellEnd"/>
+      <w:r>
+        <w:rPr>
+          <w:lang w:val="en-IN"/>
+        </w:rPr>
+        <w:t>(</w:t>
+      </w:r>
+      <w:proofErr w:type="gramEnd"/>
       <w:r>
         <w:rPr>
           <w:lang w:val="en-IN"/>
@@ -233,7 +257,21 @@
           <w:lang w:val="en-IN"/>
         </w:rPr>
         <w:br/>
-        <w:t xml:space="preserve">    ids=["1"]</w:t>
+        <w:t xml:space="preserve">    ids</w:t>
+      </w:r>
+      <w:proofErr w:type="gramStart"/>
+      <w:r>
+        <w:rPr>
+          <w:lang w:val="en-IN"/>
+        </w:rPr>
+        <w:t>=[</w:t>
+      </w:r>
+      <w:proofErr w:type="gramEnd"/>
+      <w:r>
+        <w:rPr>
+          <w:lang w:val="en-IN"/>
+        </w:rPr>
+        <w:t>"1"]</w:t>
       </w:r>
       <w:r>
         <w:rPr>
@@ -254,7 +292,7 @@
           <w:lang w:val="en-IN"/>
         </w:rPr>
         <w:pict w14:anchorId="4DC223CA">
-          <v:rect id="_x0000_i1058" style="width:0;height:1.5pt" o:hralign="center" o:hrstd="t" o:hr="t" fillcolor="#a0a0a0" stroked="f"/>
+          <v:rect id="_x0000_i1028" style="width:0;height:1.5pt" o:hralign="center" o:hrstd="t" o:hr="t" fillcolor="#a0a0a0" stroked="f"/>
         </w:pict>
       </w:r>
     </w:p>
@@ -285,21 +323,65 @@
         <w:rPr>
           <w:lang w:val="en-IN"/>
         </w:rPr>
-        <w:t>results = collection.query(</w:t>
+        <w:t xml:space="preserve">results = </w:t>
+      </w:r>
+      <w:proofErr w:type="spellStart"/>
+      <w:proofErr w:type="gramStart"/>
+      <w:r>
+        <w:rPr>
+          <w:lang w:val="en-IN"/>
+        </w:rPr>
+        <w:t>collection.query</w:t>
+      </w:r>
+      <w:proofErr w:type="spellEnd"/>
+      <w:proofErr w:type="gramEnd"/>
+      <w:r>
+        <w:rPr>
+          <w:lang w:val="en-IN"/>
+        </w:rPr>
+        <w:t>(</w:t>
       </w:r>
       <w:r>
         <w:rPr>
           <w:lang w:val="en-IN"/>
         </w:rPr>
         <w:br/>
-        <w:t xml:space="preserve">    query_texts=[question],</w:t>
+        <w:t xml:space="preserve">    </w:t>
+      </w:r>
+      <w:proofErr w:type="spellStart"/>
+      <w:r>
+        <w:rPr>
+          <w:lang w:val="en-IN"/>
+        </w:rPr>
+        <w:t>query_texts</w:t>
+      </w:r>
+      <w:proofErr w:type="spellEnd"/>
+      <w:r>
+        <w:rPr>
+          <w:lang w:val="en-IN"/>
+        </w:rPr>
+        <w:t>=[question],</w:t>
       </w:r>
       <w:r>
         <w:rPr>
           <w:lang w:val="en-IN"/>
         </w:rPr>
         <w:br/>
-        <w:t xml:space="preserve">    n_results=2</w:t>
+        <w:t xml:space="preserve">    </w:t>
+      </w:r>
+      <w:proofErr w:type="spellStart"/>
+      <w:r>
+        <w:rPr>
+          <w:lang w:val="en-IN"/>
+        </w:rPr>
+        <w:t>n_results</w:t>
+      </w:r>
+      <w:proofErr w:type="spellEnd"/>
+      <w:r>
+        <w:rPr>
+          <w:lang w:val="en-IN"/>
+        </w:rPr>
+        <w:t>=2</w:t>
       </w:r>
       <w:r>
         <w:rPr>
@@ -320,7 +402,7 @@
           <w:lang w:val="en-IN"/>
         </w:rPr>
         <w:pict w14:anchorId="2BE3D3FA">
-          <v:rect id="_x0000_i1059" style="width:0;height:1.5pt" o:hralign="center" o:hrstd="t" o:hr="t" fillcolor="#a0a0a0" stroked="f"/>
+          <v:rect id="_x0000_i1029" style="width:0;height:1.5pt" o:hralign="center" o:hrstd="t" o:hr="t" fillcolor="#a0a0a0" stroked="f"/>
         </w:pict>
       </w:r>
     </w:p>
@@ -392,7 +474,6 @@
         <w:t>Persist memory to disk</w:t>
       </w:r>
     </w:p>
-    <w:p/>
     <w:sectPr>
       <w:pgSz w:w="12240" w:h="15840"/>
       <w:pgMar w:top="1440" w:right="1440" w:bottom="1440" w:left="1440" w:header="708" w:footer="708" w:gutter="0"/>
@@ -1277,6 +1358,7 @@
   <w:style w:type="character" w:default="1" w:styleId="DefaultParagraphFont">
     <w:name w:val="Default Paragraph Font"/>
     <w:uiPriority w:val="1"/>
+    <w:semiHidden/>
     <w:unhideWhenUsed/>
   </w:style>
   <w:style w:type="table" w:default="1" w:styleId="TableNormal">
